--- a/data/cvs/cv_5_Dry_Ground_AI_AI_Engineer.docx
+++ b/data/cvs/cv_5_Dry_Ground_AI_AI_Engineer.docx
@@ -4,7 +4,7 @@
   <w:body>
     <w:p>
       <w:pPr>
-        <w:spacing w:after="40"/>
+        <w:spacing w:before="0" w:after="120"/>
         <w:jc w:val="center"/>
       </w:pPr>
       <w:r>
@@ -17,7 +17,7 @@
     </w:p>
     <w:p>
       <w:pPr>
-        <w:spacing w:after="40"/>
+        <w:spacing w:before="0" w:after="120"/>
         <w:jc w:val="center"/>
       </w:pPr>
       <w:r>
@@ -29,15 +29,39 @@
     </w:p>
     <w:p>
       <w:pPr>
-        <w:spacing w:after="120"/>
+        <w:spacing w:before="0" w:after="200"/>
         <w:jc w:val="center"/>
       </w:pPr>
       <w:r>
         <w:rPr>
           <w:sz w:val="20"/>
         </w:rPr>
-        <w:t>centyanita@gmail.com | +254 712 382 443 | LinkedIn | GitHub</w:t>
+        <w:t xml:space="preserve">centyanita@gmail.com | +254 712 382 443 | </w:t>
       </w:r>
+      <w:hyperlink r:id="rId9">
+        <w:r>
+          <w:rPr>
+            <w:color w:val="0563C1"/>
+            <w:u w:val="single"/>
+          </w:rPr>
+          <w:t>LinkedIn</w:t>
+        </w:r>
+      </w:hyperlink>
+      <w:r>
+        <w:rPr>
+          <w:sz w:val="20"/>
+        </w:rPr>
+        <w:t xml:space="preserve"> | </w:t>
+      </w:r>
+      <w:hyperlink r:id="rId10">
+        <w:r>
+          <w:rPr>
+            <w:color w:val="0563C1"/>
+            <w:u w:val="single"/>
+          </w:rPr>
+          <w:t>GitHub</w:t>
+        </w:r>
+      </w:hyperlink>
     </w:p>
     <w:p>
       <w:pPr>
@@ -62,7 +86,7 @@
         <w:rPr>
           <w:sz w:val="20"/>
         </w:rPr>
-        <w:t>Centrine Ong'aria is an AI and ML engineer with extensive experience in developing and integrating AI/ML models and agentic systems. They have a strong background in programming languages such as Python and JavaScript, and are well-versed in various AI frameworks, including TensorFlow, PyTorch, and Scikit-learn. Centrine has successfully delivered full-stack applications with AI-powered automation stacks, utilizing their expertise in prompt engineering, data preprocessing, and feature engineering. They are skilled in building and evaluating LLMs, transformer-based architectures, and multimodal models, ensuring high-quality outputs through rigorous testing and context engineering. Centrine's proficiency in Agile methodologies, CI/CD pipelines, and collaboration tools like Git and GitHub makes them an asset for any team. They have worked with automation platforms and agent-based systems, creating efficient data pipelines and implementing intelligent process automation. Centrine is also experienced in conversational AI, prompt management, and system-to-system integrations, having worked with tools like Microsoft Copilot Studio, PowerApps, and PowerAutomate. Their knowledge of cloud-based AI/ML platforms, including Oracle Cloud and Google Cloud Platform, enables seamless deployment and scalability. With a focus on AI and automation tools, Centrine is well-equipped to drive innovation and deliver cutting-edge solutions.</w:t>
+        <w:t>AI Engineer with a background in full-stack development and a focus on AI/ML. I have experience in building and integrating agentic systems, LLM-powered pipelines, and automation tools. My recent work includes developing AI-driven automation features, integrating APIs, and creating data pipelines for model training and evaluation. I am skilled in Python, JavaScript, and various AI/ML frameworks, with a track record of delivering intelligent solutions.</w:t>
       </w:r>
     </w:p>
     <w:p>
@@ -113,7 +137,7 @@
         <w:rPr>
           <w:sz w:val="20"/>
         </w:rPr>
-        <w:t>React, Node.js, Django, Flask, Pandas, NumPy, Hugging Face Transformers, Langchain</w:t>
+        <w:t>React, Node.js, Django, Flask</w:t>
       </w:r>
     </w:p>
     <w:p>
@@ -149,7 +173,7 @@
         <w:rPr>
           <w:sz w:val="20"/>
         </w:rPr>
-        <w:t>Data Visualisation, Statistical Analysis, Excel</w:t>
+        <w:t>Pandas, NumPy, Excel, Data Visualisation, Statistical Analysis</w:t>
       </w:r>
     </w:p>
     <w:p>
@@ -167,7 +191,7 @@
         <w:rPr>
           <w:sz w:val="20"/>
         </w:rPr>
-        <w:t>LLM Evaluation, Prompt Engineering, Data Annotation, Dataset Structuring, Multimodal Model Training, Transformer Models, Generative AI</w:t>
+        <w:t>Gemini API, Groq API, Prompt Engineering, LLM Evaluation, Data Annotation, Dataset Structuring</w:t>
       </w:r>
     </w:p>
     <w:p>
@@ -185,7 +209,7 @@
         <w:rPr>
           <w:sz w:val="20"/>
         </w:rPr>
-        <w:t>n8n, Playwright, APScheduler, Web Scraping, REST APIs, Git, GitHub, Postman, VS Code, Jira, Trello, Slack, HubSpot, Figma, Docker</w:t>
+        <w:t>n8n, Playwright, APScheduler, Web Scraping, REST APIs</w:t>
       </w:r>
     </w:p>
     <w:p>
@@ -203,7 +227,7 @@
         <w:rPr>
           <w:sz w:val="20"/>
         </w:rPr>
-        <w:t>Oracle Cloud, Google Cloud Platform, CI/CD, Agile</w:t>
+        <w:t>Oracle Cloud, Google Cloud Platform, Git, CI/CD</w:t>
       </w:r>
     </w:p>
     <w:p>
@@ -215,13 +239,31 @@
           <w:b/>
           <w:sz w:val="20"/>
         </w:rPr>
-        <w:t xml:space="preserve">Additional Skills: </w:t>
+        <w:t xml:space="preserve">AI &amp; Specialist Tools: </w:t>
       </w:r>
       <w:r>
         <w:rPr>
           <w:sz w:val="20"/>
         </w:rPr>
-        <w:t>AI/ML Development, Automation Platforms, Agent-based Systems, AI-powered Automation Stacks, Transformer-based Architectures, Data Pipelines, Preprocessing, Feature Engineering, Intelligent Process Automation, Context Engineering, Conversational AI, System-to-system Integrations, TensorFlow, PyTorch, Scikit-learn, Machine Learning Algorithms, Neural Networks, NLP, Cloud-based AI/ML Platforms</w:t>
+        <w:t>AI/ML Development, AI/ML models, agentic system integrations, generative AI, automation platforms, agent-based systems, transformer models, AI-powered automation stacks, LLMs, transformer-based architectures, preprocessing, feature engineering, model performance, reliability, Agile, technical leadership, Automation Agentic Systems</w:t>
+      </w:r>
+    </w:p>
+    <w:p>
+      <w:pPr>
+        <w:spacing w:before="0" w:after="40"/>
+      </w:pPr>
+      <w:r>
+        <w:rPr>
+          <w:b/>
+          <w:sz w:val="20"/>
+        </w:rPr>
+        <w:t xml:space="preserve">Platforms &amp; Methods: </w:t>
+      </w:r>
+      <w:r>
+        <w:rPr>
+          <w:sz w:val="20"/>
+        </w:rPr>
+        <w:t>automation workflows, LangChain, LangGraph, LangSmith, LangFuse, ElevenLabs, CMS integrations, system-to-system integrations, intelligent process automation, context engineering, conversational AI, prompt management, QA processes, Microsoft Copilot Studio, PowerApps, PowerAutomate, client use cases, business goals</w:t>
       </w:r>
     </w:p>
     <w:p>
@@ -271,7 +313,7 @@
         <w:rPr>
           <w:sz w:val="20"/>
         </w:rPr>
-        <w:t>Developed full-stack applications with AI-driven automation features for enterprise clients, ensuring scalability and cross-device usability.</w:t>
+        <w:t>Integrating SAP APIs with an internal Credit Control System, creating an automated system for OA and IT business units.</w:t>
       </w:r>
     </w:p>
     <w:p>
@@ -283,7 +325,7 @@
         <w:rPr>
           <w:sz w:val="20"/>
         </w:rPr>
-        <w:t>Collaborated with cross-functional teams to integrate internal APIs and customer-facing systems, demonstrating strong teamwork and technical leadership.</w:t>
+        <w:t>Authoring a Business Requirements Document (BRD) and System Design Document (SDD) to define project scope and technical details.</w:t>
       </w:r>
     </w:p>
     <w:p>
@@ -295,7 +337,7 @@
         <w:rPr>
           <w:sz w:val="20"/>
         </w:rPr>
-        <w:t>Implemented Git-based workflows and CI pipelines for efficient development, troubleshooting, and deployment.</w:t>
+        <w:t>Designing and prototyping an AI-powered tender scraping pipeline to automate tender opportunity identification and processing.</w:t>
       </w:r>
     </w:p>
     <w:p>
@@ -330,31 +372,7 @@
         <w:rPr>
           <w:sz w:val="20"/>
         </w:rPr>
-        <w:t>Trained AI models through precise data annotation, including difference-based captioning and multimodal validation, to enhance model accuracy.</w:t>
-      </w:r>
-    </w:p>
-    <w:p>
-      <w:pPr>
-        <w:pStyle w:val="ListBullet"/>
-        <w:spacing w:before="0" w:after="20"/>
-      </w:pPr>
-      <w:r>
-        <w:rPr>
-          <w:sz w:val="20"/>
-        </w:rPr>
-        <w:t>Contributed high-quality annotated datasets directly to production model training pipelines, ensuring data integrity and consistency.</w:t>
-      </w:r>
-    </w:p>
-    <w:p>
-      <w:pPr>
-        <w:pStyle w:val="ListBullet"/>
-        <w:spacing w:before="0" w:after="20"/>
-      </w:pPr>
-      <w:r>
-        <w:rPr>
-          <w:sz w:val="20"/>
-        </w:rPr>
-        <w:t>Performed categorisation, bounding, and consistency checks to improve model performance and reliability.</w:t>
+        <w:t>Generating difference-based captions for multimodal datasets, improving model accuracy through detailed annotations.</w:t>
       </w:r>
     </w:p>
     <w:p>
@@ -389,31 +407,7 @@
         <w:rPr>
           <w:sz w:val="20"/>
         </w:rPr>
-        <w:t>Developed and delivered full-stack solutions for U.S.-based clients across different sectors</w:t>
-      </w:r>
-    </w:p>
-    <w:p>
-      <w:pPr>
-        <w:pStyle w:val="ListBullet"/>
-        <w:spacing w:before="0" w:after="20"/>
-      </w:pPr>
-      <w:r>
-        <w:rPr>
-          <w:sz w:val="20"/>
-        </w:rPr>
-        <w:t>Built UI components, optimised APIs, and handled CMS-based website systems</w:t>
-      </w:r>
-    </w:p>
-    <w:p>
-      <w:pPr>
-        <w:pStyle w:val="ListBullet"/>
-        <w:spacing w:before="0" w:after="20"/>
-      </w:pPr>
-      <w:r>
-        <w:rPr>
-          <w:sz w:val="20"/>
-        </w:rPr>
-        <w:t>Collaborated with remote teams to debug, improve performance, and implement client feedback</w:t>
+        <w:t>Building full-stack solutions with optimised UI components and APIs, collaborating remotely to enhance performance and client satisfaction.</w:t>
       </w:r>
     </w:p>
     <w:p>
@@ -448,31 +442,7 @@
         <w:rPr>
           <w:sz w:val="20"/>
         </w:rPr>
-        <w:t>Evaluated and annotated datasets for health and agriculture AI systems, focusing on intent detection, slot tagging, and utterance verification.</w:t>
-      </w:r>
-    </w:p>
-    <w:p>
-      <w:pPr>
-        <w:pStyle w:val="ListBullet"/>
-        <w:spacing w:before="0" w:after="20"/>
-      </w:pPr>
-      <w:r>
-        <w:rPr>
-          <w:sz w:val="20"/>
-        </w:rPr>
-        <w:t>Maintained annotation quality across multilingual datasets, ensuring structured and consistent training data for improved model performance.</w:t>
-      </w:r>
-    </w:p>
-    <w:p>
-      <w:pPr>
-        <w:pStyle w:val="ListBullet"/>
-        <w:spacing w:before="0" w:after="20"/>
-      </w:pPr>
-      <w:r>
-        <w:rPr>
-          <w:sz w:val="20"/>
-        </w:rPr>
-        <w:t>Created and structured datasets for LLM and multimodal model training, demonstrating attention to detail and data engineering skills.</w:t>
+        <w:t>Performing intent detection and utterance verification for health and agriculture AI systems, ensuring high-quality multilingual training data.</w:t>
       </w:r>
     </w:p>
     <w:p>
@@ -507,7 +477,7 @@
         <w:rPr>
           <w:sz w:val="20"/>
         </w:rPr>
-        <w:t>Assessed AI-generated content, providing structured feedback to refine model accuracy and natural language responses.</w:t>
+        <w:t>Evaluated AI-generated content and contributed structured feedback to improve model accuracy</w:t>
       </w:r>
     </w:p>
     <w:p>
@@ -519,7 +489,7 @@
         <w:rPr>
           <w:sz w:val="20"/>
         </w:rPr>
-        <w:t>Contributed to model alignment and QA processes, ensuring high-quality AI outputs and user experiences.</w:t>
+        <w:t>Assessed natural language response quality across diverse prompt categories</w:t>
       </w:r>
     </w:p>
     <w:p>
@@ -531,7 +501,7 @@
         <w:rPr>
           <w:sz w:val="20"/>
         </w:rPr>
-        <w:t>Worked with diverse prompt categories, gaining expertise in prompt engineering and context management.</w:t>
+        <w:t>Contributed to model alignment and quality assurance pipelines</w:t>
       </w:r>
     </w:p>
     <w:p>
